--- a/專題系統文件 少圖.docx
+++ b/專題系統文件 少圖.docx
@@ -9397,6 +9397,50 @@
           <w:szCs w:val="28"/>
         </w:rPr>
       </w:pPr>
+      <w:r>
+        <w:rPr>
+          <w:rFonts w:eastAsia="標楷體"/>
+          <w:b/>
+          <w:noProof/>
+          <w:sz w:val="32"/>
+          <w:szCs w:val="32"/>
+        </w:rPr>
+        <w:drawing>
+          <wp:inline distT="0" distB="0" distL="0" distR="0" wp14:anchorId="2F721F55" wp14:editId="6BC6487A">
+            <wp:extent cx="6479540" cy="2936240"/>
+            <wp:effectExtent l="0" t="0" r="0" b="0"/>
+            <wp:docPr id="2" name="圖片 2"/>
+            <wp:cNvGraphicFramePr>
+              <a:graphicFrameLocks xmlns:a="http://schemas.openxmlformats.org/drawingml/2006/main" noChangeAspect="1"/>
+            </wp:cNvGraphicFramePr>
+            <a:graphic xmlns:a="http://schemas.openxmlformats.org/drawingml/2006/main">
+              <a:graphicData uri="http://schemas.openxmlformats.org/drawingml/2006/picture">
+                <pic:pic xmlns:pic="http://schemas.openxmlformats.org/drawingml/2006/picture">
+                  <pic:nvPicPr>
+                    <pic:cNvPr id="1" name=""/>
+                    <pic:cNvPicPr/>
+                  </pic:nvPicPr>
+                  <pic:blipFill>
+                    <a:blip r:embed="rId11"/>
+                    <a:stretch>
+                      <a:fillRect/>
+                    </a:stretch>
+                  </pic:blipFill>
+                  <pic:spPr>
+                    <a:xfrm>
+                      <a:off x="0" y="0"/>
+                      <a:ext cx="6479540" cy="2936240"/>
+                    </a:xfrm>
+                    <a:prstGeom prst="rect">
+                      <a:avLst/>
+                    </a:prstGeom>
+                  </pic:spPr>
+                </pic:pic>
+              </a:graphicData>
+            </a:graphic>
+          </wp:inline>
+        </w:drawing>
+      </w:r>
     </w:p>
     <w:p>
       <w:pPr>
@@ -9835,6 +9879,7 @@
                 <w:kern w:val="0"/>
                 <w:sz w:val="28"/>
               </w:rPr>
+              <w:lastRenderedPageBreak/>
               <w:t xml:space="preserve">AI </w:t>
             </w:r>
             <w:r>
@@ -10038,7 +10083,6 @@
                 <w:b/>
                 <w:sz w:val="28"/>
               </w:rPr>
-              <w:lastRenderedPageBreak/>
               <w:t>需求類別</w:t>
             </w:r>
           </w:p>
@@ -10640,6 +10684,7 @@
           <w:sz w:val="32"/>
           <w:szCs w:val="32"/>
         </w:rPr>
+        <w:lastRenderedPageBreak/>
         <w:t xml:space="preserve">6-2   </w:t>
       </w:r>
       <w:r>
@@ -10851,7 +10896,6 @@
                 <w:sz w:val="28"/>
                 <w:szCs w:val="28"/>
               </w:rPr>
-              <w:lastRenderedPageBreak/>
               <w:t>輸出值</w:t>
             </w:r>
           </w:p>
@@ -11354,6 +11398,7 @@
                 <w:sz w:val="28"/>
                 <w:szCs w:val="28"/>
               </w:rPr>
+              <w:lastRenderedPageBreak/>
               <w:t>輸入值</w:t>
             </w:r>
           </w:p>
@@ -11624,43 +11669,32 @@
                 <w:sz w:val="28"/>
                 <w:szCs w:val="28"/>
               </w:rPr>
-              <w:t>使用者輸入企劃案的基本資料並可選擇上傳參考檔案，系統將</w:t>
-            </w:r>
-            <w:r>
-              <w:rPr>
-                <w:rFonts w:ascii="標楷體" w:eastAsia="標楷體" w:hAnsi="標楷體" w:hint="eastAsia"/>
+              <w:t>使用者輸入企劃案的基本資料並可選擇上傳參考檔案，系統將透過 OpenAI API 進行智慧文本整合，自動生成企劃書草稿。</w:t>
+            </w:r>
+          </w:p>
+        </w:tc>
+      </w:tr>
+      <w:tr>
+        <w:tc>
+          <w:tcPr>
+            <w:tcW w:w="2263" w:type="dxa"/>
+          </w:tcPr>
+          <w:p>
+            <w:pPr>
+              <w:rPr>
+                <w:rFonts w:ascii="標楷體" w:eastAsia="標楷體" w:hAnsi="標楷體"/>
                 <w:b/>
                 <w:sz w:val="28"/>
                 <w:szCs w:val="28"/>
               </w:rPr>
-              <w:lastRenderedPageBreak/>
-              <w:t>透過 OpenAI API 進行智慧文本整合，自動生成企劃書草稿。</w:t>
-            </w:r>
-          </w:p>
-        </w:tc>
-      </w:tr>
-      <w:tr>
-        <w:tc>
-          <w:tcPr>
-            <w:tcW w:w="2263" w:type="dxa"/>
-          </w:tcPr>
-          <w:p>
-            <w:pPr>
-              <w:rPr>
-                <w:rFonts w:ascii="標楷體" w:eastAsia="標楷體" w:hAnsi="標楷體"/>
+            </w:pPr>
+            <w:r>
+              <w:rPr>
+                <w:rFonts w:ascii="標楷體" w:eastAsia="標楷體" w:hAnsi="標楷體" w:hint="eastAsia"/>
                 <w:b/>
                 <w:sz w:val="28"/>
                 <w:szCs w:val="28"/>
               </w:rPr>
-            </w:pPr>
-            <w:r>
-              <w:rPr>
-                <w:rFonts w:ascii="標楷體" w:eastAsia="標楷體" w:hAnsi="標楷體" w:hint="eastAsia"/>
-                <w:b/>
-                <w:sz w:val="28"/>
-                <w:szCs w:val="28"/>
-              </w:rPr>
-              <w:lastRenderedPageBreak/>
               <w:t>輸入值</w:t>
             </w:r>
           </w:p>
@@ -12295,6 +12329,7 @@
                 <w:sz w:val="28"/>
                 <w:szCs w:val="28"/>
               </w:rPr>
+              <w:lastRenderedPageBreak/>
               <w:t>輸出值</w:t>
             </w:r>
           </w:p>
@@ -12557,7 +12592,6 @@
                 <w:sz w:val="28"/>
                 <w:szCs w:val="28"/>
               </w:rPr>
-              <w:lastRenderedPageBreak/>
               <w:t>輸出值</w:t>
             </w:r>
           </w:p>
@@ -13153,7 +13187,6 @@
           <w:sz w:val="36"/>
           <w:szCs w:val="36"/>
         </w:rPr>
-        <w:lastRenderedPageBreak/>
         <w:t>第七章 資料模型</w:t>
       </w:r>
     </w:p>
@@ -14703,6 +14736,7 @@
               <w:rPr>
                 <w:rFonts w:ascii="Arial" w:hAnsi="Arial" w:cs="Arial" w:hint="eastAsia"/>
               </w:rPr>
+              <w:lastRenderedPageBreak/>
               <w:t>T19</w:t>
             </w:r>
           </w:p>
@@ -14822,7 +14856,6 @@
           <w:sz w:val="36"/>
           <w:szCs w:val="36"/>
         </w:rPr>
-        <w:lastRenderedPageBreak/>
         <w:t>第八章 資料庫設計</w:t>
       </w:r>
     </w:p>
@@ -14889,6 +14922,7 @@
           <w:sz w:val="32"/>
           <w:szCs w:val="32"/>
         </w:rPr>
+        <w:lastRenderedPageBreak/>
         <w:drawing>
           <wp:anchor distT="0" distB="0" distL="114300" distR="114300" simplePos="0" relativeHeight="251658240" behindDoc="0" locked="0" layoutInCell="1" allowOverlap="1" wp14:anchorId="35BCD2AC" wp14:editId="0E32D661">
             <wp:simplePos x="0" y="0"/>
@@ -14913,7 +14947,7 @@
                     <pic:cNvPicPr/>
                   </pic:nvPicPr>
                   <pic:blipFill>
-                    <a:blip r:embed="rId11" cstate="print">
+                    <a:blip r:embed="rId12" cstate="print">
                       <a:extLst>
                         <a:ext uri="{28A0092B-C50C-407E-A947-70E740481C1C}">
                           <a14:useLocalDpi xmlns:a14="http://schemas.microsoft.com/office/drawing/2010/main" val="0"/>
@@ -15091,7 +15125,6 @@
                 <w:rStyle w:val="ab"/>
                 <w:rFonts w:ascii="Arial" w:hAnsi="Arial" w:cs="Arial"/>
               </w:rPr>
-              <w:lastRenderedPageBreak/>
               <w:t>欄位名稱</w:t>
             </w:r>
           </w:p>
@@ -15361,6 +15394,7 @@
               <w:rPr>
                 <w:rFonts w:ascii="Arial" w:hAnsi="Arial" w:cs="Arial"/>
               </w:rPr>
+              <w:lastRenderedPageBreak/>
               <w:t>username</w:t>
             </w:r>
           </w:p>
@@ -17457,7 +17491,6 @@
               <w:rPr>
                 <w:rFonts w:ascii="Arial" w:hAnsi="Arial" w:cs="Arial"/>
               </w:rPr>
-              <w:lastRenderedPageBreak/>
               <w:t>category</w:t>
             </w:r>
           </w:p>
@@ -17705,6 +17738,7 @@
               <w:rPr>
                 <w:rFonts w:ascii="Arial" w:hAnsi="Arial" w:cs="Arial"/>
               </w:rPr>
+              <w:lastRenderedPageBreak/>
               <w:t>end_date</w:t>
             </w:r>
             <w:proofErr w:type="spellEnd"/>
@@ -19878,6 +19912,7 @@
                 <w:b/>
                 <w:bCs/>
               </w:rPr>
+              <w:lastRenderedPageBreak/>
               <w:t>T04 attendances</w:t>
             </w:r>
             <w:r>
@@ -22065,7 +22100,6 @@
               <w:rPr>
                 <w:rFonts w:ascii="Arial" w:hAnsi="Arial" w:cs="Arial"/>
               </w:rPr>
-              <w:lastRenderedPageBreak/>
               <w:t>created_at</w:t>
             </w:r>
             <w:proofErr w:type="spellEnd"/>
@@ -22197,6 +22231,7 @@
           <w:sz w:val="32"/>
           <w:szCs w:val="32"/>
         </w:rPr>
+        <w:lastRenderedPageBreak/>
         <w:t>表</w:t>
       </w:r>
       <w:r>
@@ -24320,7 +24355,6 @@
               <w:rPr>
                 <w:rFonts w:ascii="Arial" w:hAnsi="Arial" w:cs="Arial"/>
               </w:rPr>
-              <w:lastRenderedPageBreak/>
               <w:t>updated_at</w:t>
             </w:r>
             <w:proofErr w:type="spellEnd"/>
@@ -26563,7 +26597,6 @@
               <w:rPr>
                 <w:rFonts w:ascii="Arial" w:hAnsi="Arial" w:cs="Arial"/>
               </w:rPr>
-              <w:lastRenderedPageBreak/>
               <w:t>created_at</w:t>
             </w:r>
             <w:proofErr w:type="spellEnd"/>
@@ -26812,6 +26845,7 @@
               <w:rPr>
                 <w:rFonts w:ascii="Arial" w:hAnsi="Arial" w:cs="Arial"/>
               </w:rPr>
+              <w:lastRenderedPageBreak/>
               <w:t>published_at</w:t>
             </w:r>
             <w:proofErr w:type="spellEnd"/>
@@ -28775,7 +28809,6 @@
               <w:rPr>
                 <w:rFonts w:ascii="Arial" w:hAnsi="Arial" w:cs="Arial"/>
               </w:rPr>
-              <w:lastRenderedPageBreak/>
               <w:t>content</w:t>
             </w:r>
           </w:p>
@@ -29020,6 +29053,7 @@
               <w:rPr>
                 <w:rFonts w:ascii="Arial" w:hAnsi="Arial" w:cs="Arial"/>
               </w:rPr>
+              <w:lastRenderedPageBreak/>
               <w:t>author</w:t>
             </w:r>
           </w:p>
@@ -31203,7 +31237,6 @@
               <w:rPr>
                 <w:rFonts w:ascii="Arial" w:hAnsi="Arial" w:cs="Arial"/>
               </w:rPr>
-              <w:lastRenderedPageBreak/>
               <w:t>build_date</w:t>
             </w:r>
             <w:proofErr w:type="spellEnd"/>
@@ -33447,7 +33480,6 @@
               <w:rPr>
                 <w:rFonts w:ascii="Arial" w:hAnsi="Arial" w:cs="Arial"/>
               </w:rPr>
-              <w:lastRenderedPageBreak/>
               <w:t>type</w:t>
             </w:r>
           </w:p>
@@ -33693,6 +33725,7 @@
               <w:rPr>
                 <w:rFonts w:ascii="Arial" w:hAnsi="Arial" w:cs="Arial"/>
               </w:rPr>
+              <w:lastRenderedPageBreak/>
               <w:t>related_resource_type</w:t>
             </w:r>
             <w:proofErr w:type="spellEnd"/>
@@ -35694,7 +35727,6 @@
               <w:rPr>
                 <w:rFonts w:ascii="Arial" w:hAnsi="Arial" w:cs="Arial"/>
               </w:rPr>
-              <w:lastRenderedPageBreak/>
               <w:t>id</w:t>
             </w:r>
           </w:p>
@@ -35953,6 +35985,7 @@
               <w:rPr>
                 <w:rFonts w:ascii="Arial" w:hAnsi="Arial" w:cs="Arial"/>
               </w:rPr>
+              <w:lastRenderedPageBreak/>
               <w:t>permission</w:t>
             </w:r>
           </w:p>
@@ -37953,7 +37986,6 @@
               <w:rPr>
                 <w:rFonts w:ascii="Arial" w:hAnsi="Arial" w:cs="Arial"/>
               </w:rPr>
-              <w:lastRenderedPageBreak/>
               <w:t>id</w:t>
             </w:r>
           </w:p>
@@ -38207,6 +38239,7 @@
               <w:rPr>
                 <w:rFonts w:ascii="Arial" w:hAnsi="Arial" w:cs="Arial"/>
               </w:rPr>
+              <w:lastRenderedPageBreak/>
               <w:t>report_type</w:t>
             </w:r>
             <w:proofErr w:type="spellEnd"/>
@@ -39841,7 +39874,7 @@
       </w:pPr>
     </w:p>
     <w:sectPr>
-      <w:footerReference w:type="default" r:id="rId12"/>
+      <w:footerReference w:type="default" r:id="rId13"/>
       <w:pgSz w:w="11906" w:h="16838"/>
       <w:pgMar w:top="851" w:right="851" w:bottom="851" w:left="851" w:header="851" w:footer="992" w:gutter="0"/>
       <w:cols w:space="425"/>
